--- a/result/参考文献.docx
+++ b/result/参考文献.docx
@@ -1121,6 +1121,291 @@
           <w:szCs w:val="24"/>
         </w:rPr>
         <w:t xml:space="preserve">[31] LaValle S M. Planning Algorithms[M]. Cambridge: Cambridge University Press, 2006.</w:t>
+      </w:r>
+    </w:p>
+    <w:p>
+      <w:pPr>
+        <w:spacing w:line="360"/>
+        <w:ind w:firstLine="0"/>
+        <w:jc w:val="both"/>
+      </w:pPr>
+      <w:r>
+        <w:rPr>
+          <w:rFonts w:ascii="Times New Roman" w:cs="Times New Roman" w:eastAsia="Times New Roman" w:hAnsi="Times New Roman"/>
+          <w:sz w:val="24"/>
+          <w:szCs w:val="24"/>
+        </w:rPr>
+        <w:t xml:space="preserve">[32] Liu Y, Gao X, Wang B, et al. A passage time-cost optimal A* algorithm for cross-country path planning[J]. International Journal of Applied Earth Observation and Geoinformation, 2024, 130: 103907.</w:t>
+      </w:r>
+    </w:p>
+    <w:p>
+      <w:pPr>
+        <w:spacing w:line="360"/>
+        <w:ind w:firstLine="0"/>
+        <w:jc w:val="both"/>
+      </w:pPr>
+      <w:r>
+        <w:rPr>
+          <w:rFonts w:ascii="Times New Roman" w:cs="Times New Roman" w:eastAsia="Times New Roman" w:hAnsi="Times New Roman"/>
+          <w:sz w:val="24"/>
+          <w:szCs w:val="24"/>
+        </w:rPr>
+        <w:t xml:space="preserve">[33] Wang H, Lou S, Jing J, et al. The EBS-A* algorithm: An improved A* algorithm for path planning[J]. PLoS ONE, 2022, 17: e0263841.</w:t>
+      </w:r>
+    </w:p>
+    <w:p>
+      <w:pPr>
+        <w:spacing w:line="360"/>
+        <w:ind w:firstLine="0"/>
+        <w:jc w:val="both"/>
+      </w:pPr>
+      <w:r>
+        <w:rPr>
+          <w:rFonts w:ascii="Times New Roman" w:cs="Times New Roman" w:eastAsia="Times New Roman" w:hAnsi="Times New Roman"/>
+          <w:sz w:val="24"/>
+          <w:szCs w:val="24"/>
+        </w:rPr>
+        <w:t xml:space="preserve">[34] Martins O O, Adekunle A A, Olaniyan O M, et al. An Improved multi-objective a-star algorithm for path planning in a large workspace: Design, Implementation, and Evaluation[J]. Scientific African, 2022, 15: e01068.</w:t>
+      </w:r>
+    </w:p>
+    <w:p>
+      <w:pPr>
+        <w:spacing w:line="360"/>
+        <w:ind w:firstLine="0"/>
+        <w:jc w:val="both"/>
+      </w:pPr>
+      <w:r>
+        <w:rPr>
+          <w:rFonts w:ascii="Times New Roman" w:cs="Times New Roman" w:eastAsia="Times New Roman" w:hAnsi="Times New Roman"/>
+          <w:sz w:val="24"/>
+          <w:szCs w:val="24"/>
+        </w:rPr>
+        <w:t xml:space="preserve">[35] Zhang H, Tao Y, Zhu W. Global Path Planning of Unmanned Surface Vehicle Based on Improved A-Star Algorithm[J]. Sensors, 2023, 23: 6647.</w:t>
+      </w:r>
+    </w:p>
+    <w:p>
+      <w:pPr>
+        <w:spacing w:line="360"/>
+        <w:ind w:firstLine="0"/>
+        <w:jc w:val="both"/>
+      </w:pPr>
+      <w:r>
+        <w:rPr>
+          <w:rFonts w:ascii="Times New Roman" w:cs="Times New Roman" w:eastAsia="Times New Roman" w:hAnsi="Times New Roman"/>
+          <w:sz w:val="24"/>
+          <w:szCs w:val="24"/>
+        </w:rPr>
+        <w:t xml:space="preserve">[36] Han C, Li B. Mobile Robot Path Planning Based on Improved A* Algorithm[C]//2023 IEEE 11th Joint International Information Technology and Artificial Intelligence Conference (ITAIC). Chongqing, China: IEEE, 2023: 672-676.</w:t>
+      </w:r>
+    </w:p>
+    <w:p>
+      <w:pPr>
+        <w:spacing w:line="360"/>
+        <w:ind w:firstLine="0"/>
+        <w:jc w:val="both"/>
+      </w:pPr>
+      <w:r>
+        <w:rPr>
+          <w:rFonts w:ascii="Times New Roman" w:cs="Times New Roman" w:eastAsia="Times New Roman" w:hAnsi="Times New Roman"/>
+          <w:sz w:val="24"/>
+          <w:szCs w:val="24"/>
+        </w:rPr>
+        <w:t xml:space="preserve">[37] Yin C, Tan C, Wang C, et al. An Improved A-Star Path Planning Algorithm Based on Mobile Robots in Medical Testing Laboratories[J]. Sensors, 2024, 24: 1784.</w:t>
+      </w:r>
+    </w:p>
+    <w:p>
+      <w:pPr>
+        <w:spacing w:line="360"/>
+        <w:ind w:firstLine="0"/>
+        <w:jc w:val="both"/>
+      </w:pPr>
+      <w:r>
+        <w:rPr>
+          <w:rFonts w:ascii="Times New Roman" w:cs="Times New Roman" w:eastAsia="Times New Roman" w:hAnsi="Times New Roman"/>
+          <w:sz w:val="24"/>
+          <w:szCs w:val="24"/>
+        </w:rPr>
+        <w:t xml:space="preserve">[38] Zhao D, Ni L, Zhou K, et al. A Study of the Improved A* Algorithm Incorporating Road Factors for Path Planning in Off-Road Emergency Rescue Scenarios[J]. Sensors, 2024, 24: 5643.</w:t>
+      </w:r>
+    </w:p>
+    <w:p>
+      <w:pPr>
+        <w:spacing w:line="360"/>
+        <w:ind w:firstLine="0"/>
+        <w:jc w:val="both"/>
+      </w:pPr>
+      <w:r>
+        <w:rPr>
+          <w:rFonts w:ascii="Times New Roman" w:cs="Times New Roman" w:eastAsia="Times New Roman" w:hAnsi="Times New Roman"/>
+          <w:sz w:val="24"/>
+          <w:szCs w:val="24"/>
+        </w:rPr>
+        <w:t xml:space="preserve">[39] Loganathan A, Ahmad N S. A systematic review on recent advances in autonomous mobile robot navigation[J]. Engineering Science and Technology, an International Journal, 2023, 40: 101343.</w:t>
+      </w:r>
+    </w:p>
+    <w:p>
+      <w:pPr>
+        <w:spacing w:line="360"/>
+        <w:ind w:firstLine="0"/>
+        <w:jc w:val="both"/>
+      </w:pPr>
+      <w:r>
+        <w:rPr>
+          <w:rFonts w:ascii="Times New Roman" w:cs="Times New Roman" w:eastAsia="Times New Roman" w:hAnsi="Times New Roman"/>
+          <w:sz w:val="24"/>
+          <w:szCs w:val="24"/>
+        </w:rPr>
+        <w:t xml:space="preserve">[40] Singh R, Ren J, Lin X. A Review of Deep Reinforcement Learning Algorithms for Mobile Robot Path Planning[J]. Vehicles, 2023, 5: 1423-1451.</w:t>
+      </w:r>
+    </w:p>
+    <w:p>
+      <w:pPr>
+        <w:spacing w:line="360"/>
+        <w:ind w:firstLine="0"/>
+        <w:jc w:val="both"/>
+      </w:pPr>
+      <w:r>
+        <w:rPr>
+          <w:rFonts w:ascii="Times New Roman" w:cs="Times New Roman" w:eastAsia="Times New Roman" w:hAnsi="Times New Roman"/>
+          <w:sz w:val="24"/>
+          <w:szCs w:val="24"/>
+        </w:rPr>
+        <w:t xml:space="preserve">[41] Liu L, Wang X, Yang X, et al. Path planning techniques for mobile robots: Review and prospect[J]. Expert Systems with Applications, 2023, 227: 120254.</w:t>
+      </w:r>
+    </w:p>
+    <w:p>
+      <w:pPr>
+        <w:spacing w:line="360"/>
+        <w:ind w:firstLine="0"/>
+        <w:jc w:val="both"/>
+      </w:pPr>
+      <w:r>
+        <w:rPr>
+          <w:rFonts w:ascii="Times New Roman" w:cs="Times New Roman" w:eastAsia="Times New Roman" w:hAnsi="Times New Roman"/>
+          <w:sz w:val="24"/>
+          <w:szCs w:val="24"/>
+        </w:rPr>
+        <w:t xml:space="preserve">[42] Panigrahi P K, Bisoy S K. Localization strategies for autonomous mobile robots: A review[J]. Journal of King Saud University - Computer and Information Sciences, 2022, 34: 6019-6039.</w:t>
+      </w:r>
+    </w:p>
+    <w:p>
+      <w:pPr>
+        <w:spacing w:line="360"/>
+        <w:ind w:firstLine="0"/>
+        <w:jc w:val="both"/>
+      </w:pPr>
+      <w:r>
+        <w:rPr>
+          <w:rFonts w:ascii="Times New Roman" w:cs="Times New Roman" w:eastAsia="Times New Roman" w:hAnsi="Times New Roman"/>
+          <w:sz w:val="24"/>
+          <w:szCs w:val="24"/>
+        </w:rPr>
+        <w:t xml:space="preserve">[43] Fragapane G, de Koster R, Sgarbossa F, et al. Planning and control of autonomous mobile robots for intralogistics: Literature review and research agenda[J]. European Journal of Operational Research, 2021, 294: 405-426.</w:t>
+      </w:r>
+    </w:p>
+    <w:p>
+      <w:pPr>
+        <w:spacing w:line="360"/>
+        <w:ind w:firstLine="0"/>
+        <w:jc w:val="both"/>
+      </w:pPr>
+      <w:r>
+        <w:rPr>
+          <w:rFonts w:ascii="Times New Roman" w:cs="Times New Roman" w:eastAsia="Times New Roman" w:hAnsi="Times New Roman"/>
+          <w:sz w:val="24"/>
+          <w:szCs w:val="24"/>
+        </w:rPr>
+        <w:t xml:space="preserve">[44] Taleb M A, Korsoveczki G, Husi G. Automotive navigation for mobile robots: Comprehensive review[J]. Results in Engineering, 2025, 27: 105837.</w:t>
+      </w:r>
+    </w:p>
+    <w:p>
+      <w:pPr>
+        <w:spacing w:line="360"/>
+        <w:ind w:firstLine="0"/>
+        <w:jc w:val="both"/>
+      </w:pPr>
+      <w:r>
+        <w:rPr>
+          <w:rFonts w:ascii="Times New Roman" w:cs="Times New Roman" w:eastAsia="Times New Roman" w:hAnsi="Times New Roman"/>
+          <w:sz w:val="24"/>
+          <w:szCs w:val="24"/>
+        </w:rPr>
+        <w:t xml:space="preserve">[45] Katoch S, Chauhan S S, Kumar V. A review on genetic algorithm: past, present, and future[J]. Multimedia Tools and Applications, 2020, 80(5): 8091-8126.</w:t>
+      </w:r>
+    </w:p>
+    <w:p>
+      <w:pPr>
+        <w:spacing w:line="360"/>
+        <w:ind w:firstLine="0"/>
+        <w:jc w:val="both"/>
+      </w:pPr>
+      <w:r>
+        <w:rPr>
+          <w:rFonts w:ascii="Times New Roman" w:cs="Times New Roman" w:eastAsia="Times New Roman" w:hAnsi="Times New Roman"/>
+          <w:sz w:val="24"/>
+          <w:szCs w:val="24"/>
+        </w:rPr>
+        <w:t xml:space="preserve">[46] Phan H D, Ellis K, Barca J C, et al. A survey of dynamic parameter setting methods for nature-inspired swarm intelligence algorithms[J]. Neural Computing and Applications, 2019, 32(2): 567-588.</w:t>
+      </w:r>
+    </w:p>
+    <w:p>
+      <w:pPr>
+        <w:spacing w:line="360"/>
+        <w:ind w:firstLine="0"/>
+        <w:jc w:val="both"/>
+      </w:pPr>
+      <w:r>
+        <w:rPr>
+          <w:rFonts w:ascii="Times New Roman" w:cs="Times New Roman" w:eastAsia="Times New Roman" w:hAnsi="Times New Roman"/>
+          <w:sz w:val="24"/>
+          <w:szCs w:val="24"/>
+        </w:rPr>
+        <w:t xml:space="preserve">[47] Xu Z, Gao Y. Characteristic analysis and prevention on premature convergence in genetic algorithms[J]. Science in China Series E: Technological Sciences, 1997, 40(2): 113-125.</w:t>
+      </w:r>
+    </w:p>
+    <w:p>
+      <w:pPr>
+        <w:spacing w:line="360"/>
+        <w:ind w:firstLine="0"/>
+        <w:jc w:val="both"/>
+      </w:pPr>
+      <w:r>
+        <w:rPr>
+          <w:rFonts w:ascii="Times New Roman" w:cs="Times New Roman" w:eastAsia="Times New Roman" w:hAnsi="Times New Roman"/>
+          <w:sz w:val="24"/>
+          <w:szCs w:val="24"/>
+        </w:rPr>
+        <w:t xml:space="preserve">[48] Lee C-Y. Entropy-boltzmann selection in the genetic algorithms[J]. IEEE Transactions on Systems, Man, and Cybernetics, Part B (Cybernetics), 2003, 33(1): 138-149.</w:t>
+      </w:r>
+    </w:p>
+    <w:p>
+      <w:pPr>
+        <w:spacing w:line="360"/>
+        <w:ind w:firstLine="0"/>
+        <w:jc w:val="both"/>
+      </w:pPr>
+      <w:r>
+        <w:rPr>
+          <w:rFonts w:ascii="Times New Roman" w:cs="Times New Roman" w:eastAsia="Times New Roman" w:hAnsi="Times New Roman"/>
+          <w:sz w:val="24"/>
+          <w:szCs w:val="24"/>
+        </w:rPr>
+        <w:t xml:space="preserve">[49] Nicoara S. Mechanisms to avoid the premature convergence of genetic algorithms[J]. Buletinul Universitatii Petrol-Gaze Din Ploiesti, 2009, 61.</w:t>
+      </w:r>
+    </w:p>
+    <w:p>
+      <w:pPr>
+        <w:spacing w:line="360"/>
+        <w:ind w:firstLine="0"/>
+        <w:jc w:val="both"/>
+      </w:pPr>
+      <w:r>
+        <w:rPr>
+          <w:rFonts w:ascii="Times New Roman" w:cs="Times New Roman" w:eastAsia="Times New Roman" w:hAnsi="Times New Roman"/>
+          <w:sz w:val="24"/>
+          <w:szCs w:val="24"/>
+        </w:rPr>
+        <w:t xml:space="preserve">[50] Kuang H, Li Y, Zhang Y, et al. Improved a-star algorithm based on topological maps for indoor mobile robot path planning[C]//2022 IEEE 6th Information Technology and Mechatronics Engineering Conference (ITOEC). IEEE, 2022, 6: 1236-1240.</w:t>
       </w:r>
     </w:p>
     <w:sectPr>
